--- a/public/resume/cv-security.docx
+++ b/public/resume/cv-security.docx
@@ -33,7 +33,7 @@
         </w:rPr>
         <w:t xml:space="preserve">✉ </w:t>
       </w:r>
-      <w:hyperlink w:history="1" r:id="rId-wivzwjezl4psfmeqhkwl">
+      <w:hyperlink w:history="1" r:id="rId7o8mskn9lstcphtymemyq">
         <w:r>
           <w:rPr>
             <w:rFonts w:ascii="Calibri" w:cs="Calibri" w:eastAsia="Calibri" w:hAnsi="Calibri"/>
@@ -63,7 +63,7 @@
         </w:rPr>
         <w:t xml:space="preserve">• </w:t>
       </w:r>
-      <w:hyperlink w:history="1" r:id="rIdmn68cb6z8x2wxzpp_vxi0">
+      <w:hyperlink w:history="1" r:id="rId329lkgxm6covmjrvqkpfz">
         <w:r>
           <w:rPr>
             <w:rFonts w:ascii="Calibri" w:cs="Calibri" w:eastAsia="Calibri" w:hAnsi="Calibri"/>
@@ -93,7 +93,7 @@
         </w:rPr>
         <w:t xml:space="preserve">⁠in </w:t>
       </w:r>
-      <w:hyperlink w:history="1" r:id="rIdg6fwuqbskuqabgri26zzw">
+      <w:hyperlink w:history="1" r:id="rIdgc0xof8qbvdize5ecpnfe">
         <w:r>
           <w:rPr>
             <w:rFonts w:ascii="Calibri" w:cs="Calibri" w:eastAsia="Calibri" w:hAnsi="Calibri"/>
@@ -123,7 +123,7 @@
         </w:rPr>
         <w:t xml:space="preserve">◔ </w:t>
       </w:r>
-      <w:hyperlink w:history="1" r:id="rIdelve226ewt-lfnzp9k56c">
+      <w:hyperlink w:history="1" r:id="rId9qv46tekfsmh2mhlj6d9d">
         <w:r>
           <w:rPr>
             <w:rFonts w:ascii="Calibri" w:cs="Calibri" w:eastAsia="Calibri" w:hAnsi="Calibri"/>
@@ -153,7 +153,7 @@
         </w:rPr>
         <w:t xml:space="preserve">Ⓘ </w:t>
       </w:r>
-      <w:hyperlink w:history="1" r:id="rIdqsnr5uzb297puf3h4vwva">
+      <w:hyperlink w:history="1" r:id="rIdcz-sptaqgwtff2erxdqoo">
         <w:r>
           <w:rPr>
             <w:rFonts w:ascii="Calibri" w:cs="Calibri" w:eastAsia="Calibri" w:hAnsi="Calibri"/>
@@ -716,7 +716,7 @@
         </w:rPr>
         <w:t xml:space="preserve">   </w:t>
       </w:r>
-      <w:hyperlink w:history="1" r:id="rIduoli_qaacs3nujydmeatn">
+      <w:hyperlink w:history="1" r:id="rIdn2x50d4tpcxc7zttcpve5">
         <w:r>
           <w:rPr>
             <w:rFonts w:ascii="Calibri" w:cs="Calibri" w:eastAsia="Calibri" w:hAnsi="Calibri"/>
@@ -744,7 +744,7 @@
         </w:rPr>
         <w:t xml:space="preserve">| </w:t>
       </w:r>
-      <w:hyperlink w:history="1" r:id="rIdp8h034y9mzhzywx6zer_y">
+      <w:hyperlink w:history="1" r:id="rIdjusphnz_e3yl7i30hfzoc">
         <w:r>
           <w:rPr>
             <w:rFonts w:ascii="Calibri" w:cs="Calibri" w:eastAsia="Calibri" w:hAnsi="Calibri"/>
@@ -772,7 +772,7 @@
         </w:rPr>
         <w:t xml:space="preserve">| </w:t>
       </w:r>
-      <w:hyperlink w:history="1" r:id="rIdvar1zz-monn6atiu_2hxr">
+      <w:hyperlink w:history="1" r:id="rIdyzylgxtwzt2gd3guxs42c">
         <w:r>
           <w:rPr>
             <w:rFonts w:ascii="Calibri" w:cs="Calibri" w:eastAsia="Calibri" w:hAnsi="Calibri"/>
@@ -939,7 +939,7 @@
         </w:rPr>
         <w:t xml:space="preserve">   </w:t>
       </w:r>
-      <w:hyperlink w:history="1" r:id="rId3rluwuqv8vumzzuy2uzze">
+      <w:hyperlink w:history="1" r:id="rIdyhj-_rvyzlfqqfdhno9sg">
         <w:r>
           <w:rPr>
             <w:rFonts w:ascii="Calibri" w:cs="Calibri" w:eastAsia="Calibri" w:hAnsi="Calibri"/>
@@ -967,7 +967,7 @@
         </w:rPr>
         <w:t xml:space="preserve">| </w:t>
       </w:r>
-      <w:hyperlink w:history="1" r:id="rIdaof29qrocfygjefcoexlu">
+      <w:hyperlink w:history="1" r:id="rId1l5ug8hnmnkuzglcodfpu">
         <w:r>
           <w:rPr>
             <w:rFonts w:ascii="Calibri" w:cs="Calibri" w:eastAsia="Calibri" w:hAnsi="Calibri"/>
@@ -995,7 +995,7 @@
         </w:rPr>
         <w:t xml:space="preserve">| </w:t>
       </w:r>
-      <w:hyperlink w:history="1" r:id="rId8ktlsm0fbwovx-neqfrrp">
+      <w:hyperlink w:history="1" r:id="rIdsmriar9t1ocyshttydjwf">
         <w:r>
           <w:rPr>
             <w:rFonts w:ascii="Calibri" w:cs="Calibri" w:eastAsia="Calibri" w:hAnsi="Calibri"/>
@@ -1348,7 +1348,7 @@
         </w:rPr>
         <w:t xml:space="preserve">   </w:t>
       </w:r>
-      <w:hyperlink w:history="1" r:id="rIderhbpgeesroemj27a1ebp">
+      <w:hyperlink w:history="1" r:id="rIdgb9cd6z_4bimyor649i6n">
         <w:r>
           <w:rPr>
             <w:rFonts w:ascii="Calibri" w:cs="Calibri" w:eastAsia="Calibri" w:hAnsi="Calibri"/>
@@ -1376,7 +1376,7 @@
         </w:rPr>
         <w:t xml:space="preserve">| </w:t>
       </w:r>
-      <w:hyperlink w:history="1" r:id="rIddir49p0f4spd9mtkyjnaa">
+      <w:hyperlink w:history="1" r:id="rIdzj3o7lz_6n18t7v-fz2se">
         <w:r>
           <w:rPr>
             <w:rFonts w:ascii="Calibri" w:cs="Calibri" w:eastAsia="Calibri" w:hAnsi="Calibri"/>
@@ -1505,7 +1505,7 @@
         </w:rPr>
         <w:t xml:space="preserve">   </w:t>
       </w:r>
-      <w:hyperlink w:history="1" r:id="rIdxeoqalfz2_v22xrtv-njx">
+      <w:hyperlink w:history="1" r:id="rIdqhfhtiwzefvemiyiztho_">
         <w:r>
           <w:rPr>
             <w:rFonts w:ascii="Calibri" w:cs="Calibri" w:eastAsia="Calibri" w:hAnsi="Calibri"/>
@@ -1533,7 +1533,7 @@
         </w:rPr>
         <w:t xml:space="preserve">| </w:t>
       </w:r>
-      <w:hyperlink w:history="1" r:id="rIdinvnqmgqi-vk7o2g95nxg">
+      <w:hyperlink w:history="1" r:id="rIducohrt3y14rjpdsnjk5nb">
         <w:r>
           <w:rPr>
             <w:rFonts w:ascii="Calibri" w:cs="Calibri" w:eastAsia="Calibri" w:hAnsi="Calibri"/>
@@ -1666,7 +1666,7 @@
         </w:rPr>
         <w:t xml:space="preserve">   </w:t>
       </w:r>
-      <w:hyperlink w:history="1" r:id="rIdcom_pk69z-ln7feimyi1t">
+      <w:hyperlink w:history="1" r:id="rId3iati0t3boufrccdjdzxs">
         <w:r>
           <w:rPr>
             <w:rFonts w:ascii="Calibri" w:cs="Calibri" w:eastAsia="Calibri" w:hAnsi="Calibri"/>
@@ -1816,7 +1816,7 @@
         </w:rPr>
         <w:t xml:space="preserve">   </w:t>
       </w:r>
-      <w:hyperlink w:history="1" r:id="rIdbuqsx-q2uep8yhzjfbodw">
+      <w:hyperlink w:history="1" r:id="rIdrkfl6nrvqh-gz2y1lid6h">
         <w:r>
           <w:rPr>
             <w:rFonts w:ascii="Calibri" w:cs="Calibri" w:eastAsia="Calibri" w:hAnsi="Calibri"/>
@@ -2592,7 +2592,7 @@
         </w:rPr>
         <w:t xml:space="preserve">   </w:t>
       </w:r>
-      <w:hyperlink w:history="1" r:id="rIdz2sqlkg1spn3n89qme1m6">
+      <w:hyperlink w:history="1" r:id="rIdwtzqordzr_grdca402ong">
         <w:r>
           <w:rPr>
             <w:rFonts w:ascii="Calibri" w:cs="Calibri" w:eastAsia="Calibri" w:hAnsi="Calibri"/>
@@ -2620,7 +2620,7 @@
         </w:rPr>
         <w:t xml:space="preserve">| </w:t>
       </w:r>
-      <w:hyperlink w:history="1" r:id="rIdh_0xja0riaomaiaqsa0yq">
+      <w:hyperlink w:history="1" r:id="rIdm2cxb6siuo1hygi83hd9x">
         <w:r>
           <w:rPr>
             <w:rFonts w:ascii="Calibri" w:cs="Calibri" w:eastAsia="Calibri" w:hAnsi="Calibri"/>

--- a/public/resume/cv-security.docx
+++ b/public/resume/cv-security.docx
@@ -33,7 +33,7 @@
         </w:rPr>
         <w:t xml:space="preserve">✉ </w:t>
       </w:r>
-      <w:hyperlink w:history="1" r:id="rId7o8mskn9lstcphtymemyq">
+      <w:hyperlink w:history="1" r:id="rIdfmicvghwy_srhb_g3tgzi">
         <w:r>
           <w:rPr>
             <w:rFonts w:ascii="Calibri" w:cs="Calibri" w:eastAsia="Calibri" w:hAnsi="Calibri"/>
@@ -63,7 +63,7 @@
         </w:rPr>
         <w:t xml:space="preserve">• </w:t>
       </w:r>
-      <w:hyperlink w:history="1" r:id="rId329lkgxm6covmjrvqkpfz">
+      <w:hyperlink w:history="1" r:id="rIdipnldrfk3dsotf9cara3m">
         <w:r>
           <w:rPr>
             <w:rFonts w:ascii="Calibri" w:cs="Calibri" w:eastAsia="Calibri" w:hAnsi="Calibri"/>
@@ -93,7 +93,7 @@
         </w:rPr>
         <w:t xml:space="preserve">⁠in </w:t>
       </w:r>
-      <w:hyperlink w:history="1" r:id="rIdgc0xof8qbvdize5ecpnfe">
+      <w:hyperlink w:history="1" r:id="rIddxi4vyq5c6o-vl2dhkcyj">
         <w:r>
           <w:rPr>
             <w:rFonts w:ascii="Calibri" w:cs="Calibri" w:eastAsia="Calibri" w:hAnsi="Calibri"/>
@@ -123,7 +123,7 @@
         </w:rPr>
         <w:t xml:space="preserve">◔ </w:t>
       </w:r>
-      <w:hyperlink w:history="1" r:id="rId9qv46tekfsmh2mhlj6d9d">
+      <w:hyperlink w:history="1" r:id="rIdqmabtisbyeuxdbnbvdvtg">
         <w:r>
           <w:rPr>
             <w:rFonts w:ascii="Calibri" w:cs="Calibri" w:eastAsia="Calibri" w:hAnsi="Calibri"/>
@@ -153,7 +153,7 @@
         </w:rPr>
         <w:t xml:space="preserve">Ⓘ </w:t>
       </w:r>
-      <w:hyperlink w:history="1" r:id="rIdcz-sptaqgwtff2erxdqoo">
+      <w:hyperlink w:history="1" r:id="rIdvf4s8mvh1c7ssi5jvh9pz">
         <w:r>
           <w:rPr>
             <w:rFonts w:ascii="Calibri" w:cs="Calibri" w:eastAsia="Calibri" w:hAnsi="Calibri"/>
@@ -716,7 +716,7 @@
         </w:rPr>
         <w:t xml:space="preserve">   </w:t>
       </w:r>
-      <w:hyperlink w:history="1" r:id="rIdn2x50d4tpcxc7zttcpve5">
+      <w:hyperlink w:history="1" r:id="rId-cdgqaj5wxquqhma8-eyl">
         <w:r>
           <w:rPr>
             <w:rFonts w:ascii="Calibri" w:cs="Calibri" w:eastAsia="Calibri" w:hAnsi="Calibri"/>
@@ -744,7 +744,7 @@
         </w:rPr>
         <w:t xml:space="preserve">| </w:t>
       </w:r>
-      <w:hyperlink w:history="1" r:id="rIdjusphnz_e3yl7i30hfzoc">
+      <w:hyperlink w:history="1" r:id="rIdhz5j3rjfx852d1bryslwq">
         <w:r>
           <w:rPr>
             <w:rFonts w:ascii="Calibri" w:cs="Calibri" w:eastAsia="Calibri" w:hAnsi="Calibri"/>
@@ -772,7 +772,7 @@
         </w:rPr>
         <w:t xml:space="preserve">| </w:t>
       </w:r>
-      <w:hyperlink w:history="1" r:id="rIdyzylgxtwzt2gd3guxs42c">
+      <w:hyperlink w:history="1" r:id="rIdd-1ijjzj1vzhyelpjokco">
         <w:r>
           <w:rPr>
             <w:rFonts w:ascii="Calibri" w:cs="Calibri" w:eastAsia="Calibri" w:hAnsi="Calibri"/>
@@ -939,7 +939,7 @@
         </w:rPr>
         <w:t xml:space="preserve">   </w:t>
       </w:r>
-      <w:hyperlink w:history="1" r:id="rIdyhj-_rvyzlfqqfdhno9sg">
+      <w:hyperlink w:history="1" r:id="rIdsr0rquvx5uhirl3jxt8u7">
         <w:r>
           <w:rPr>
             <w:rFonts w:ascii="Calibri" w:cs="Calibri" w:eastAsia="Calibri" w:hAnsi="Calibri"/>
@@ -967,7 +967,7 @@
         </w:rPr>
         <w:t xml:space="preserve">| </w:t>
       </w:r>
-      <w:hyperlink w:history="1" r:id="rId1l5ug8hnmnkuzglcodfpu">
+      <w:hyperlink w:history="1" r:id="rIdztomio-m0p41tanzgeryz">
         <w:r>
           <w:rPr>
             <w:rFonts w:ascii="Calibri" w:cs="Calibri" w:eastAsia="Calibri" w:hAnsi="Calibri"/>
@@ -995,7 +995,7 @@
         </w:rPr>
         <w:t xml:space="preserve">| </w:t>
       </w:r>
-      <w:hyperlink w:history="1" r:id="rIdsmriar9t1ocyshttydjwf">
+      <w:hyperlink w:history="1" r:id="rIdmw5rhw7ozwad_bz6_g1_d">
         <w:r>
           <w:rPr>
             <w:rFonts w:ascii="Calibri" w:cs="Calibri" w:eastAsia="Calibri" w:hAnsi="Calibri"/>
@@ -1348,7 +1348,7 @@
         </w:rPr>
         <w:t xml:space="preserve">   </w:t>
       </w:r>
-      <w:hyperlink w:history="1" r:id="rIdgb9cd6z_4bimyor649i6n">
+      <w:hyperlink w:history="1" r:id="rIdedrxrpc3bh5km8mfzqfq6">
         <w:r>
           <w:rPr>
             <w:rFonts w:ascii="Calibri" w:cs="Calibri" w:eastAsia="Calibri" w:hAnsi="Calibri"/>
@@ -1376,7 +1376,7 @@
         </w:rPr>
         <w:t xml:space="preserve">| </w:t>
       </w:r>
-      <w:hyperlink w:history="1" r:id="rIdzj3o7lz_6n18t7v-fz2se">
+      <w:hyperlink w:history="1" r:id="rIduxa3ngrh7vhec4vvojo1e">
         <w:r>
           <w:rPr>
             <w:rFonts w:ascii="Calibri" w:cs="Calibri" w:eastAsia="Calibri" w:hAnsi="Calibri"/>
@@ -1505,7 +1505,7 @@
         </w:rPr>
         <w:t xml:space="preserve">   </w:t>
       </w:r>
-      <w:hyperlink w:history="1" r:id="rIdqhfhtiwzefvemiyiztho_">
+      <w:hyperlink w:history="1" r:id="rIdxdwkvfwoq9nu8k-qkxfdq">
         <w:r>
           <w:rPr>
             <w:rFonts w:ascii="Calibri" w:cs="Calibri" w:eastAsia="Calibri" w:hAnsi="Calibri"/>
@@ -1533,7 +1533,7 @@
         </w:rPr>
         <w:t xml:space="preserve">| </w:t>
       </w:r>
-      <w:hyperlink w:history="1" r:id="rIducohrt3y14rjpdsnjk5nb">
+      <w:hyperlink w:history="1" r:id="rIdmm1jmxey9xcos4fiwshpg">
         <w:r>
           <w:rPr>
             <w:rFonts w:ascii="Calibri" w:cs="Calibri" w:eastAsia="Calibri" w:hAnsi="Calibri"/>
@@ -1666,7 +1666,7 @@
         </w:rPr>
         <w:t xml:space="preserve">   </w:t>
       </w:r>
-      <w:hyperlink w:history="1" r:id="rId3iati0t3boufrccdjdzxs">
+      <w:hyperlink w:history="1" r:id="rIdxyvj5p5le729llspdt7r1">
         <w:r>
           <w:rPr>
             <w:rFonts w:ascii="Calibri" w:cs="Calibri" w:eastAsia="Calibri" w:hAnsi="Calibri"/>
@@ -1816,7 +1816,7 @@
         </w:rPr>
         <w:t xml:space="preserve">   </w:t>
       </w:r>
-      <w:hyperlink w:history="1" r:id="rIdrkfl6nrvqh-gz2y1lid6h">
+      <w:hyperlink w:history="1" r:id="rIdhwumbxqh9l3bfdv307np0">
         <w:r>
           <w:rPr>
             <w:rFonts w:ascii="Calibri" w:cs="Calibri" w:eastAsia="Calibri" w:hAnsi="Calibri"/>
@@ -2592,7 +2592,7 @@
         </w:rPr>
         <w:t xml:space="preserve">   </w:t>
       </w:r>
-      <w:hyperlink w:history="1" r:id="rIdwtzqordzr_grdca402ong">
+      <w:hyperlink w:history="1" r:id="rIdzgzswk53ae5u61qm0text">
         <w:r>
           <w:rPr>
             <w:rFonts w:ascii="Calibri" w:cs="Calibri" w:eastAsia="Calibri" w:hAnsi="Calibri"/>
@@ -2620,7 +2620,7 @@
         </w:rPr>
         <w:t xml:space="preserve">| </w:t>
       </w:r>
-      <w:hyperlink w:history="1" r:id="rIdm2cxb6siuo1hygi83hd9x">
+      <w:hyperlink w:history="1" r:id="rIdm1s9xxzh55w9_uvq5mt20">
         <w:r>
           <w:rPr>
             <w:rFonts w:ascii="Calibri" w:cs="Calibri" w:eastAsia="Calibri" w:hAnsi="Calibri"/>
